--- a/Fase5_Banco_Reactivos_Parte3_y_Consolidado.docx
+++ b/Fase5_Banco_Reactivos_Parte3_y_Consolidado.docx
@@ -7059,7 +7059,7 @@
         <w:t xml:space="preserve">Pregunta completa (variante base): </w:t>
       </w:r>
       <w:r>
-        <w:t xml:space="preserve">En tu último año de actividad laboral, ¿cuántas veces incumpliste deliberadamente una norma de tránsito, un reglamento interno o una norma de convivencia, sabiendo que lo estabas haciendo?</w:t>
+        <w:t xml:space="preserve">En tu último año de actividad laboral, ¿cuántas veces incumpliste una norma de tránsito, un reglamento interno o una norma de convivencia que conocías, porque en ese momento te pareció razonable hacerlo?</w:t>
       </w:r>
     </w:p>
     <w:p>
@@ -7080,43 +7080,43 @@
         <w:ind w:left="200"/>
       </w:pPr>
       <w:r>
-        <w:t xml:space="preserve">Variante 1 (base): En tu último año de actividad laboral, ¿cuántas veces incumpliste deliberadamente una norma de tránsito, un reglamento interno o una norma de convivencia, sabiendo que lo estabas haciendo?</w:t>
-      </w:r>
-    </w:p>
-    <w:p>
-      <w:pPr>
-        <w:spacing w:after="60"/>
-        <w:ind w:left="200"/>
-      </w:pPr>
-      <w:r>
-        <w:t xml:space="preserve">Variante 2: Pensando en los últimos 12 meses, ¿cuántas veces incumpliste deliberadamente una norma de tránsito, un reglamento interno o una norma de convivencia, sabiendo que lo estabas haciendo?</w:t>
-      </w:r>
-    </w:p>
-    <w:p>
-      <w:pPr>
-        <w:spacing w:after="60"/>
-        <w:ind w:left="200"/>
-      </w:pPr>
-      <w:r>
-        <w:t xml:space="preserve">Variante 3: ¿Con qué frecuencia, en tu historial reciente, incumpliste deliberadamente una norma de tránsito, un reglamento interno o una norma de convivencia, sabiendo que lo estabas haciendo?</w:t>
-      </w:r>
-    </w:p>
-    <w:p>
-      <w:pPr>
-        <w:spacing w:after="60"/>
-        <w:ind w:left="200"/>
-      </w:pPr>
-      <w:r>
-        <w:t xml:space="preserve">Variante 4: En el último año, ¿cuántas veces te ha ocurrido que incumpliste deliberadamente una norma de tránsito, un reglamento interno o una norma de convivencia, sabiendo que lo estabas haciendo?</w:t>
-      </w:r>
-    </w:p>
-    <w:p>
-      <w:pPr>
-        <w:spacing w:after="60"/>
-        <w:ind w:left="200"/>
-      </w:pPr>
-      <w:r>
-        <w:t xml:space="preserve">Variante 5: Durante el último año, ¿cuántas veces incumpliste deliberadamente una norma de tránsito, un reglamento interno o una norma de convivencia, sabiendo que lo estabas haciendo?</w:t>
+        <w:t xml:space="preserve">Variante 1 (base): En tu último año de actividad laboral, ¿cuántas veces incumpliste una norma de tránsito, un reglamento interno o una norma de convivencia que conocías, porque en ese momento te pareció razonable hacerlo?</w:t>
+      </w:r>
+    </w:p>
+    <w:p>
+      <w:pPr>
+        <w:spacing w:after="60"/>
+        <w:ind w:left="200"/>
+      </w:pPr>
+      <w:r>
+        <w:t xml:space="preserve">Variante 2: Pensando en los últimos 12 meses, ¿cuántas veces incumpliste una norma de tránsito, un reglamento interno o una norma de convivencia que conocías, porque en ese momento te pareció razonable hacerlo?</w:t>
+      </w:r>
+    </w:p>
+    <w:p>
+      <w:pPr>
+        <w:spacing w:after="60"/>
+        <w:ind w:left="200"/>
+      </w:pPr>
+      <w:r>
+        <w:t xml:space="preserve">Variante 3: ¿Con qué frecuencia, en tu historial reciente, incumpliste una norma de tránsito, un reglamento interno o una norma de convivencia que conocías, porque en ese momento te pareció razonable hacerlo?</w:t>
+      </w:r>
+    </w:p>
+    <w:p>
+      <w:pPr>
+        <w:spacing w:after="60"/>
+        <w:ind w:left="200"/>
+      </w:pPr>
+      <w:r>
+        <w:t xml:space="preserve">Variante 4: En el último año, ¿cuántas veces te ha ocurrido que incumpliste una norma de tránsito, un reglamento interno o una norma de convivencia que conocías, porque en ese momento te pareció razonable hacerlo?</w:t>
+      </w:r>
+    </w:p>
+    <w:p>
+      <w:pPr>
+        <w:spacing w:after="60"/>
+        <w:ind w:left="200"/>
+      </w:pPr>
+      <w:r>
+        <w:t xml:space="preserve">Variante 5: Durante el último año, ¿cuántas veces incumpliste una norma de tránsito, un reglamento interno o una norma de convivencia que conocías, porque en ese momento te pareció razonable hacerlo?</w:t>
       </w:r>
     </w:p>
     <w:p>
@@ -10178,7 +10178,7 @@
         <w:t xml:space="preserve">Pregunta completa (variante base): </w:t>
       </w:r>
       <w:r>
-        <w:t xml:space="preserve">En tu último año de actividad laboral, ¿cuántas veces en el último año, tuviste más de dos compromisos de deuda activos al mismo tiempo (tarjetas, préstamos, financiamientos)?</w:t>
+        <w:t xml:space="preserve">En tu último año de actividad laboral, ¿cuántas veces tuviste más de dos compromisos de deuda activos al mismo tiempo (tarjetas, préstamos, financiamientos)?</w:t>
       </w:r>
     </w:p>
     <w:p>
@@ -10199,43 +10199,43 @@
         <w:ind w:left="200"/>
       </w:pPr>
       <w:r>
-        <w:t xml:space="preserve">Variante 1 (base): En tu último año de actividad laboral, ¿cuántas veces en el último año, tuviste más de dos compromisos de deuda activos al mismo tiempo (tarjetas, préstamos, financiamientos)?</w:t>
-      </w:r>
-    </w:p>
-    <w:p>
-      <w:pPr>
-        <w:spacing w:after="60"/>
-        <w:ind w:left="200"/>
-      </w:pPr>
-      <w:r>
-        <w:t xml:space="preserve">Variante 2: Pensando en los últimos 12 meses, ¿cuántas veces en el último año, tuviste más de dos compromisos de deuda activos al mismo tiempo (tarjetas, préstamos, financiamientos)?</w:t>
-      </w:r>
-    </w:p>
-    <w:p>
-      <w:pPr>
-        <w:spacing w:after="60"/>
-        <w:ind w:left="200"/>
-      </w:pPr>
-      <w:r>
-        <w:t xml:space="preserve">Variante 3: ¿Con qué frecuencia, en tu historial reciente, en el último año, tuviste más de dos compromisos de deuda activos al mismo tiempo (tarjetas, préstamos, financiamientos)?</w:t>
-      </w:r>
-    </w:p>
-    <w:p>
-      <w:pPr>
-        <w:spacing w:after="60"/>
-        <w:ind w:left="200"/>
-      </w:pPr>
-      <w:r>
-        <w:t xml:space="preserve">Variante 4: En el último año, ¿cuántas veces te ha ocurrido que en el último año, tuviste más de dos compromisos de deuda activos al mismo tiempo (tarjetas, préstamos, financiamientos)?</w:t>
-      </w:r>
-    </w:p>
-    <w:p>
-      <w:pPr>
-        <w:spacing w:after="60"/>
-        <w:ind w:left="200"/>
-      </w:pPr>
-      <w:r>
-        <w:t xml:space="preserve">Variante 5: Durante el último año, ¿cuántas veces en el último año, tuviste más de dos compromisos de deuda activos al mismo tiempo (tarjetas, préstamos, financiamientos)?</w:t>
+        <w:t xml:space="preserve">Variante 1 (base): En tu último año de actividad laboral, ¿cuántas veces tuviste más de dos compromisos de deuda activos al mismo tiempo (tarjetas, préstamos, financiamientos)?</w:t>
+      </w:r>
+    </w:p>
+    <w:p>
+      <w:pPr>
+        <w:spacing w:after="60"/>
+        <w:ind w:left="200"/>
+      </w:pPr>
+      <w:r>
+        <w:t xml:space="preserve">Variante 2: Pensando en los últimos 12 meses, ¿cuántas veces tuviste más de dos compromisos de deuda activos al mismo tiempo (tarjetas, préstamos, financiamientos)?</w:t>
+      </w:r>
+    </w:p>
+    <w:p>
+      <w:pPr>
+        <w:spacing w:after="60"/>
+        <w:ind w:left="200"/>
+      </w:pPr>
+      <w:r>
+        <w:t xml:space="preserve">Variante 3: ¿Con qué frecuencia, en tu historial reciente, tuviste más de dos compromisos de deuda activos al mismo tiempo (tarjetas, préstamos, financiamientos)?</w:t>
+      </w:r>
+    </w:p>
+    <w:p>
+      <w:pPr>
+        <w:spacing w:after="60"/>
+        <w:ind w:left="200"/>
+      </w:pPr>
+      <w:r>
+        <w:t xml:space="preserve">Variante 4: En el último año, ¿cuántas veces te ha ocurrido que tuviste más de dos compromisos de deuda activos al mismo tiempo (tarjetas, préstamos, financiamientos)?</w:t>
+      </w:r>
+    </w:p>
+    <w:p>
+      <w:pPr>
+        <w:spacing w:after="60"/>
+        <w:ind w:left="200"/>
+      </w:pPr>
+      <w:r>
+        <w:t xml:space="preserve">Variante 5: Durante el último año, ¿cuántas veces tuviste más de dos compromisos de deuda activos al mismo tiempo (tarjetas, préstamos, financiamientos)?</w:t>
       </w:r>
     </w:p>
     <w:p>
@@ -13297,7 +13297,7 @@
         <w:t xml:space="preserve">Pregunta completa (variante base): </w:t>
       </w:r>
       <w:r>
-        <w:t xml:space="preserve">En tu último año de actividad laboral, ¿cuántas veces en el último año, tomaste una decisión importante de forma apresurada, sin pensarla bien, y luego te arrepentiste?</w:t>
+        <w:t xml:space="preserve">En tu último año de actividad laboral, ¿cuántas veces tomaste una decisión importante de forma apresurada, sin pensarla bien, y luego te arrepentiste?</w:t>
       </w:r>
     </w:p>
     <w:p>
@@ -13318,43 +13318,43 @@
         <w:ind w:left="200"/>
       </w:pPr>
       <w:r>
-        <w:t xml:space="preserve">Variante 1 (base): En tu último año de actividad laboral, ¿cuántas veces en el último año, tomaste una decisión importante de forma apresurada, sin pensarla bien, y luego te arrepentiste?</w:t>
-      </w:r>
-    </w:p>
-    <w:p>
-      <w:pPr>
-        <w:spacing w:after="60"/>
-        <w:ind w:left="200"/>
-      </w:pPr>
-      <w:r>
-        <w:t xml:space="preserve">Variante 2: Pensando en los últimos 12 meses, ¿cuántas veces en el último año, tomaste una decisión importante de forma apresurada, sin pensarla bien, y luego te arrepentiste?</w:t>
-      </w:r>
-    </w:p>
-    <w:p>
-      <w:pPr>
-        <w:spacing w:after="60"/>
-        <w:ind w:left="200"/>
-      </w:pPr>
-      <w:r>
-        <w:t xml:space="preserve">Variante 3: ¿Con qué frecuencia, en tu historial reciente, en el último año, tomaste una decisión importante de forma apresurada, sin pensarla bien, y luego te arrepentiste?</w:t>
-      </w:r>
-    </w:p>
-    <w:p>
-      <w:pPr>
-        <w:spacing w:after="60"/>
-        <w:ind w:left="200"/>
-      </w:pPr>
-      <w:r>
-        <w:t xml:space="preserve">Variante 4: En el último año, ¿cuántas veces te ha ocurrido que en el último año, tomaste una decisión importante de forma apresurada, sin pensarla bien, y luego te arrepentiste?</w:t>
-      </w:r>
-    </w:p>
-    <w:p>
-      <w:pPr>
-        <w:spacing w:after="60"/>
-        <w:ind w:left="200"/>
-      </w:pPr>
-      <w:r>
-        <w:t xml:space="preserve">Variante 5: Durante el último año, ¿cuántas veces en el último año, tomaste una decisión importante de forma apresurada, sin pensarla bien, y luego te arrepentiste?</w:t>
+        <w:t xml:space="preserve">Variante 1 (base): En tu último año de actividad laboral, ¿cuántas veces tomaste una decisión importante de forma apresurada, sin pensarla bien, y luego te arrepentiste?</w:t>
+      </w:r>
+    </w:p>
+    <w:p>
+      <w:pPr>
+        <w:spacing w:after="60"/>
+        <w:ind w:left="200"/>
+      </w:pPr>
+      <w:r>
+        <w:t xml:space="preserve">Variante 2: Pensando en los últimos 12 meses, ¿cuántas veces tomaste una decisión importante de forma apresurada, sin pensarla bien, y luego te arrepentiste?</w:t>
+      </w:r>
+    </w:p>
+    <w:p>
+      <w:pPr>
+        <w:spacing w:after="60"/>
+        <w:ind w:left="200"/>
+      </w:pPr>
+      <w:r>
+        <w:t xml:space="preserve">Variante 3: ¿Con qué frecuencia, en tu historial reciente, tomaste una decisión importante de forma apresurada, sin pensarla bien, y luego te arrepentiste?</w:t>
+      </w:r>
+    </w:p>
+    <w:p>
+      <w:pPr>
+        <w:spacing w:after="60"/>
+        <w:ind w:left="200"/>
+      </w:pPr>
+      <w:r>
+        <w:t xml:space="preserve">Variante 4: En el último año, ¿cuántas veces te ha ocurrido que tomaste una decisión importante de forma apresurada, sin pensarla bien, y luego te arrepentiste?</w:t>
+      </w:r>
+    </w:p>
+    <w:p>
+      <w:pPr>
+        <w:spacing w:after="60"/>
+        <w:ind w:left="200"/>
+      </w:pPr>
+      <w:r>
+        <w:t xml:space="preserve">Variante 5: Durante el último año, ¿cuántas veces tomaste una decisión importante de forma apresurada, sin pensarla bien, y luego te arrepentiste?</w:t>
       </w:r>
     </w:p>
     <w:p>
@@ -16416,7 +16416,7 @@
         <w:t xml:space="preserve">Pregunta completa (variante base): </w:t>
       </w:r>
       <w:r>
-        <w:t xml:space="preserve">En tu último año de actividad laboral, ¿cuántas veces usaste la fuerza física o amenazas para resolver un desacuerdo con otra persona?</w:t>
+        <w:t xml:space="preserve">En tu último año de actividad laboral, ¿cuántas veces en medio de un desacuerdo fuerte con otra persona, llegaste a amenazarla o a usar la fuerza física para intentar resolverlo?</w:t>
       </w:r>
     </w:p>
     <w:p>
@@ -16437,43 +16437,43 @@
         <w:ind w:left="200"/>
       </w:pPr>
       <w:r>
-        <w:t xml:space="preserve">Variante 1 (base): En tu último año de actividad laboral, ¿cuántas veces usaste la fuerza física o amenazas para resolver un desacuerdo con otra persona?</w:t>
-      </w:r>
-    </w:p>
-    <w:p>
-      <w:pPr>
-        <w:spacing w:after="60"/>
-        <w:ind w:left="200"/>
-      </w:pPr>
-      <w:r>
-        <w:t xml:space="preserve">Variante 2: Pensando en los últimos 12 meses, ¿cuántas veces usaste la fuerza física o amenazas para resolver un desacuerdo con otra persona?</w:t>
-      </w:r>
-    </w:p>
-    <w:p>
-      <w:pPr>
-        <w:spacing w:after="60"/>
-        <w:ind w:left="200"/>
-      </w:pPr>
-      <w:r>
-        <w:t xml:space="preserve">Variante 3: ¿Con qué frecuencia, en tu historial reciente, usaste la fuerza física o amenazas para resolver un desacuerdo con otra persona?</w:t>
-      </w:r>
-    </w:p>
-    <w:p>
-      <w:pPr>
-        <w:spacing w:after="60"/>
-        <w:ind w:left="200"/>
-      </w:pPr>
-      <w:r>
-        <w:t xml:space="preserve">Variante 4: En el último año, ¿cuántas veces te ha ocurrido que usaste la fuerza física o amenazas para resolver un desacuerdo con otra persona?</w:t>
-      </w:r>
-    </w:p>
-    <w:p>
-      <w:pPr>
-        <w:spacing w:after="60"/>
-        <w:ind w:left="200"/>
-      </w:pPr>
-      <w:r>
-        <w:t xml:space="preserve">Variante 5: Durante el último año, ¿cuántas veces usaste la fuerza física o amenazas para resolver un desacuerdo con otra persona?</w:t>
+        <w:t xml:space="preserve">Variante 1 (base): En tu último año de actividad laboral, ¿cuántas veces en medio de un desacuerdo fuerte con otra persona, llegaste a amenazarla o a usar la fuerza física para intentar resolverlo?</w:t>
+      </w:r>
+    </w:p>
+    <w:p>
+      <w:pPr>
+        <w:spacing w:after="60"/>
+        <w:ind w:left="200"/>
+      </w:pPr>
+      <w:r>
+        <w:t xml:space="preserve">Variante 2: Pensando en los últimos 12 meses, ¿cuántas veces en medio de un desacuerdo fuerte con otra persona, llegaste a amenazarla o a usar la fuerza física para intentar resolverlo?</w:t>
+      </w:r>
+    </w:p>
+    <w:p>
+      <w:pPr>
+        <w:spacing w:after="60"/>
+        <w:ind w:left="200"/>
+      </w:pPr>
+      <w:r>
+        <w:t xml:space="preserve">Variante 3: ¿Con qué frecuencia, en tu historial reciente, en medio de un desacuerdo fuerte con otra persona, llegaste a amenazarla o a usar la fuerza física para intentar resolverlo?</w:t>
+      </w:r>
+    </w:p>
+    <w:p>
+      <w:pPr>
+        <w:spacing w:after="60"/>
+        <w:ind w:left="200"/>
+      </w:pPr>
+      <w:r>
+        <w:t xml:space="preserve">Variante 4: En el último año, ¿cuántas veces te ha ocurrido que en medio de un desacuerdo fuerte con otra persona, llegaste a amenazarla o a usar la fuerza física para intentar resolverlo?</w:t>
+      </w:r>
+    </w:p>
+    <w:p>
+      <w:pPr>
+        <w:spacing w:after="60"/>
+        <w:ind w:left="200"/>
+      </w:pPr>
+      <w:r>
+        <w:t xml:space="preserve">Variante 5: Durante el último año, ¿cuántas veces en medio de un desacuerdo fuerte con otra persona, llegaste a amenazarla o a usar la fuerza física para intentar resolverlo?</w:t>
       </w:r>
     </w:p>
     <w:p>
@@ -22654,7 +22654,7 @@
         <w:t xml:space="preserve">Pregunta completa (variante base): </w:t>
       </w:r>
       <w:r>
-        <w:t xml:space="preserve">En tu último año de actividad laboral, ¿cuántas veces te negaste a ayudar a alguien con algo que te habría costado poco esfuerzo, simplemente porque no te traía ningún beneficio directo?</w:t>
+        <w:t xml:space="preserve">En tu último año de actividad laboral, ¿cuántas veces decidiste no ayudar a alguien con algo que te habría costado poco esfuerzo, porque no le viste ningún beneficio directo a hacerlo?</w:t>
       </w:r>
     </w:p>
     <w:p>
@@ -22675,43 +22675,43 @@
         <w:ind w:left="200"/>
       </w:pPr>
       <w:r>
-        <w:t xml:space="preserve">Variante 1 (base): En tu último año de actividad laboral, ¿cuántas veces te negaste a ayudar a alguien con algo que te habría costado poco esfuerzo, simplemente porque no te traía ningún beneficio directo?</w:t>
-      </w:r>
-    </w:p>
-    <w:p>
-      <w:pPr>
-        <w:spacing w:after="60"/>
-        <w:ind w:left="200"/>
-      </w:pPr>
-      <w:r>
-        <w:t xml:space="preserve">Variante 2: Pensando en los últimos 12 meses, ¿cuántas veces te negaste a ayudar a alguien con algo que te habría costado poco esfuerzo, simplemente porque no te traía ningún beneficio directo?</w:t>
-      </w:r>
-    </w:p>
-    <w:p>
-      <w:pPr>
-        <w:spacing w:after="60"/>
-        <w:ind w:left="200"/>
-      </w:pPr>
-      <w:r>
-        <w:t xml:space="preserve">Variante 3: ¿Con qué frecuencia, en tu historial reciente, te negaste a ayudar a alguien con algo que te habría costado poco esfuerzo, simplemente porque no te traía ningún beneficio directo?</w:t>
-      </w:r>
-    </w:p>
-    <w:p>
-      <w:pPr>
-        <w:spacing w:after="60"/>
-        <w:ind w:left="200"/>
-      </w:pPr>
-      <w:r>
-        <w:t xml:space="preserve">Variante 4: En el último año, ¿cuántas veces te ha ocurrido que te negaste a ayudar a alguien con algo que te habría costado poco esfuerzo, simplemente porque no te traía ningún beneficio directo?</w:t>
-      </w:r>
-    </w:p>
-    <w:p>
-      <w:pPr>
-        <w:spacing w:after="60"/>
-        <w:ind w:left="200"/>
-      </w:pPr>
-      <w:r>
-        <w:t xml:space="preserve">Variante 5: Durante el último año, ¿cuántas veces te negaste a ayudar a alguien con algo que te habría costado poco esfuerzo, simplemente porque no te traía ningún beneficio directo?</w:t>
+        <w:t xml:space="preserve">Variante 1 (base): En tu último año de actividad laboral, ¿cuántas veces decidiste no ayudar a alguien con algo que te habría costado poco esfuerzo, porque no le viste ningún beneficio directo a hacerlo?</w:t>
+      </w:r>
+    </w:p>
+    <w:p>
+      <w:pPr>
+        <w:spacing w:after="60"/>
+        <w:ind w:left="200"/>
+      </w:pPr>
+      <w:r>
+        <w:t xml:space="preserve">Variante 2: Pensando en los últimos 12 meses, ¿cuántas veces decidiste no ayudar a alguien con algo que te habría costado poco esfuerzo, porque no le viste ningún beneficio directo a hacerlo?</w:t>
+      </w:r>
+    </w:p>
+    <w:p>
+      <w:pPr>
+        <w:spacing w:after="60"/>
+        <w:ind w:left="200"/>
+      </w:pPr>
+      <w:r>
+        <w:t xml:space="preserve">Variante 3: ¿Con qué frecuencia, en tu historial reciente, decidiste no ayudar a alguien con algo que te habría costado poco esfuerzo, porque no le viste ningún beneficio directo a hacerlo?</w:t>
+      </w:r>
+    </w:p>
+    <w:p>
+      <w:pPr>
+        <w:spacing w:after="60"/>
+        <w:ind w:left="200"/>
+      </w:pPr>
+      <w:r>
+        <w:t xml:space="preserve">Variante 4: En el último año, ¿cuántas veces te ha ocurrido que decidiste no ayudar a alguien con algo que te habría costado poco esfuerzo, porque no le viste ningún beneficio directo a hacerlo?</w:t>
+      </w:r>
+    </w:p>
+    <w:p>
+      <w:pPr>
+        <w:spacing w:after="60"/>
+        <w:ind w:left="200"/>
+      </w:pPr>
+      <w:r>
+        <w:t xml:space="preserve">Variante 5: Durante el último año, ¿cuántas veces decidiste no ayudar a alguien con algo que te habría costado poco esfuerzo, porque no le viste ningún beneficio directo a hacerlo?</w:t>
       </w:r>
     </w:p>
     <w:p>
